--- a/mps-nivel-c/oficial/04_registros/AASP_Andamento-Processuais/GQA-AASPAP01-001_Registro-de-GQA.docx
+++ b/mps-nivel-c/oficial/04_registros/AASP_Andamento-Processuais/GQA-AASPAP01-001_Registro-de-GQA.docx
@@ -556,13 +556,7 @@
               <w:spacing w:before="40" w:after="40"/>
             </w:pPr>
             <w:r>
-              <w:rPr>
-                <w:rFonts w:ascii="Calibri" w:hAnsi="Calibri"/>
-                <w:b w:val="0"/>
-                <w:i w:val="0"/>
-                <w:sz w:val="20"/>
-              </w:rPr>
-              <w:t>Cezar Hiraki Velazquez</w:t>
+              <w:t>Abraão Oliveira</w:t>
             </w:r>
           </w:p>
         </w:tc>
@@ -3382,7 +3376,7 @@
                 <w:i w:val="0"/>
                 <w:sz w:val="20"/>
               </w:rPr>
-              <w:t>Cezar Hiraki Velazquez</w:t>
+              <w:t>Cézar Hiraki Velázquez</w:t>
             </w:r>
           </w:p>
         </w:tc>
@@ -3538,7 +3532,7 @@
                 <w:i w:val="0"/>
                 <w:sz w:val="20"/>
               </w:rPr>
-              <w:t>Cezar Hiraki Velazquez</w:t>
+              <w:t>Cézar Hiraki Velázquez</w:t>
             </w:r>
           </w:p>
         </w:tc>

--- a/mps-nivel-c/oficial/04_registros/AASP_Andamento-Processuais/GQA-AASPAP01-001_Registro-de-GQA.docx
+++ b/mps-nivel-c/oficial/04_registros/AASP_Andamento-Processuais/GQA-AASPAP01-001_Registro-de-GQA.docx
@@ -34,7 +34,7 @@
           <w:color w:val="555555"/>
           <w:sz w:val="20"/>
         </w:rPr>
-        <w:t>GQA-AASPAP01-001   ·   Versão Data   ·   11/06/2026   ·   Timeware Brasil</w:t>
+        <w:t>GQA-AASPAP01-001   ·   Versão 1.0   ·   11/06/2026   ·   Timeware Brasil</w:t>
       </w:r>
     </w:p>
     <w:p>
@@ -1432,7 +1432,7 @@
                 <w:i w:val="0"/>
                 <w:sz w:val="20"/>
               </w:rPr>
-              <w:t>RAC / CR-AASPAP01-001; CR-AASPAP01-002</w:t>
+              <w:t>RAC / CR-AASPAP01-001</w:t>
             </w:r>
           </w:p>
         </w:tc>
@@ -4148,7 +4148,7 @@
                 <w:i w:val="0"/>
                 <w:sz w:val="20"/>
               </w:rPr>
-              <w:t>Registro de verificação de GQA (execução) consolidado a partir do Registro de Projeto AASP_AndamentosProcessuais e do INTAKE-PROJETO_AASPAP01 v1.0.</w:t>
+              <w:t>Registro de verificação de GQA (execução) consolidado a partir do Registro de Projeto AASP_AndamentosProcessuais.</w:t>
             </w:r>
           </w:p>
         </w:tc>

--- a/mps-nivel-c/oficial/04_registros/AASP_Andamento-Processuais/GQA-AASPAP01-001_Registro-de-GQA.docx
+++ b/mps-nivel-c/oficial/04_registros/AASP_Andamento-Processuais/GQA-AASPAP01-001_Registro-de-GQA.docx
@@ -384,17 +384,8 @@
             </w:tcMar>
           </w:tcPr>
           <w:p>
-            <w:pPr>
-              <w:spacing w:before="40" w:after="40"/>
-            </w:pPr>
             <w:r>
-              <w:rPr>
-                <w:rFonts w:ascii="Calibri" w:hAnsi="Calibri"/>
-                <w:b w:val="0"/>
-                <w:i w:val="0"/>
-                <w:sz w:val="20"/>
-              </w:rPr>
-              <w:t>11/06/2026</w:t>
+              <w:t>06/06/2026</w:t>
             </w:r>
           </w:p>
         </w:tc>
@@ -4088,17 +4079,8 @@
             </w:tcMar>
           </w:tcPr>
           <w:p>
-            <w:pPr>
-              <w:spacing w:before="40" w:after="40"/>
-            </w:pPr>
             <w:r>
-              <w:rPr>
-                <w:rFonts w:ascii="Calibri" w:hAnsi="Calibri"/>
-                <w:b w:val="0"/>
-                <w:i w:val="0"/>
-                <w:sz w:val="20"/>
-              </w:rPr>
-              <w:t>11/06/2026</w:t>
+              <w:t>06/06/2026</w:t>
             </w:r>
           </w:p>
         </w:tc>
@@ -4113,17 +4095,8 @@
             </w:tcMar>
           </w:tcPr>
           <w:p>
-            <w:pPr>
-              <w:spacing w:before="40" w:after="40"/>
-            </w:pPr>
             <w:r>
-              <w:rPr>
-                <w:rFonts w:ascii="Calibri" w:hAnsi="Calibri"/>
-                <w:b w:val="0"/>
-                <w:i w:val="0"/>
-                <w:sz w:val="20"/>
-              </w:rPr>
-              <w:t>Time de Melhoria Contínua</w:t>
+              <w:t>Garantia da Qualidade (GQA)</w:t>
             </w:r>
           </w:p>
         </w:tc>

--- a/mps-nivel-c/oficial/04_registros/AASP_Andamento-Processuais/GQA-AASPAP01-001_Registro-de-GQA.docx
+++ b/mps-nivel-c/oficial/04_registros/AASP_Andamento-Processuais/GQA-AASPAP01-001_Registro-de-GQA.docx
@@ -34,7 +34,7 @@
           <w:color w:val="555555"/>
           <w:sz w:val="20"/>
         </w:rPr>
-        <w:t>GQA-AASPAP01-001   ·   Versão 1.0   ·   11/06/2026   ·   Timeware Brasil</w:t>
+        <w:t>GQA-AASPAP01-001   ·   Versão 1.0   ·   06/06/2026   ·   Timeware Brasil</w:t>
       </w:r>
     </w:p>
     <w:p>
@@ -638,7 +638,7 @@
           <w:i w:val="0"/>
           <w:sz w:val="22"/>
         </w:rPr>
-        <w:t>Verificação de aderência ao processo-padrão (PRO-GPC-001) e de existência/completude dos produtos de trabalho do projeto na fase de execução, conforme EST-GPC-001. A independência da função de GQA é assegurada pela atuação de Jonathan Barbosa (Garantia da Qualidade de Processo), fora da equipe de engenharia do projeto. A verificação foi conduzida em três marcos auditados em 08/06/2026: Fases 1–2 (10 itens), Fases 3–4 (11 itens) e consolidado do ciclo (21 itens), com 0 desvios e 100% de conformidade.</w:t>
+        <w:t>Verificação de aderência ao processo-padrão (PRO-GPC-001) e de existência/completude dos produtos de trabalho do projeto na fase de execução, conforme EST-GPC-001. A independência da função de GQA é assegurada pela atuação de Jonathan Barbosa (Garantia da Qualidade de Processo), fora da equipe de engenharia do projeto. A verificação foi conduzida em três marcos auditados em 08/06/2026: Fases 1–2 (10 itens), Fases 3–4 (11 itens) e consolidado do ciclo (21 itens), com 100% de conformidade nos 21 itens auditados; o item GCO-3 (auditoria de configuração de encerramento) permanece pendente por o projeto estar em execução.</w:t>
       </w:r>
     </w:p>
     <w:p>
@@ -2393,7 +2393,7 @@
                 <w:i w:val="0"/>
                 <w:sz w:val="20"/>
               </w:rPr>
-              <w:t>Baseline de aprovação (REG v1.0, 08/06/2026)</w:t>
+              <w:t>Baseline de aprovação (REG v1.0)</w:t>
             </w:r>
           </w:p>
         </w:tc>

--- a/mps-nivel-c/oficial/04_registros/AASP_Andamento-Processuais/GQA-AASPAP01-001_Registro-de-GQA.docx
+++ b/mps-nivel-c/oficial/04_registros/AASP_Andamento-Processuais/GQA-AASPAP01-001_Registro-de-GQA.docx
@@ -1756,7 +1756,7 @@
                 <w:color w:val="333333"/>
                 <w:sz w:val="20"/>
               </w:rPr>
-              <w:t>v240</w:t>
+              <w:t>v1.5.0</w:t>
             </w:r>
             <w:r>
               <w:rPr>
